--- a/Extras/Make-Copilot-Work-Like-Your-Team.docx
+++ b/Extras/Make-Copilot-Work-Like-Your-Team.docx
@@ -948,7 +948,51 @@
           <w:sz w:val="26"/>
           <w:szCs w:val="26"/>
         </w:rPr>
-        <w:t xml:space="preserve">Try it: before and after</w:t>
+        <w:t xml:space="preserve">Important: this is the chat side, not the function</w:t>
+      </w:r>
+    </w:p>
+    <w:p>
+      <w:pPr>
+        <w:spacing w:after="120" w:line="264"/>
+      </w:pPr>
+      <w:r>
+        <w:rPr>
+          <w:rFonts w:ascii="Arial" w:cs="Arial" w:eastAsia="Arial" w:hAnsi="Arial"/>
+          <w:color w:val="3A3A3A"/>
+          <w:sz w:val="21"/>
+          <w:szCs w:val="21"/>
+        </w:rPr>
+        <w:t xml:space="preserve">All three levers shape the Copilot chat and agent experience, the conversational side of Copilot in Excel. They do not feed the =COPILOT() worksheet function. That function is vanilla: on recalc it sees your prompt text and the cell ranges you pass it, and nothing else. So if you want a rule to apply to the function, put it in the prompt string. If you want it to apply to the chat and to Copilot edits, set it as an instruction, a workbook rule, or a reference file. The examples below use the Copilot chat on a separate sales dataset to keep that line clear.</w:t>
+      </w:r>
+    </w:p>
+    <w:p>
+      <w:pPr>
+        <w:spacing w:after="110" w:before="260"/>
+      </w:pPr>
+      <w:r>
+        <w:rPr>
+          <w:rFonts w:ascii="Arial" w:cs="Arial" w:eastAsia="Arial" w:hAnsi="Arial"/>
+          <w:b/>
+          <w:bCs/>
+          <w:color w:val="CF3338"/>
+          <w:sz w:val="26"/>
+          <w:szCs w:val="26"/>
+        </w:rPr>
+        <w:t xml:space="preserve">Try it: before and after (Copilot chat, sales data)</w:t>
+      </w:r>
+    </w:p>
+    <w:p>
+      <w:pPr>
+        <w:spacing w:after="120" w:line="264"/>
+      </w:pPr>
+      <w:r>
+        <w:rPr>
+          <w:rFonts w:ascii="Arial" w:cs="Arial" w:eastAsia="Arial" w:hAnsi="Arial"/>
+          <w:color w:val="3A3A3A"/>
+          <w:sz w:val="21"/>
+          <w:szCs w:val="21"/>
+        </w:rPr>
+        <w:t xml:space="preserve">These use the Copilot chat on Sales-by-Region.xlsx, a separate dataset, to keep this clearly distinct from the =COPILOT() function.</w:t>
       </w:r>
     </w:p>
     <w:p>
@@ -978,7 +1022,7 @@
           <w:sz w:val="21"/>
           <w:szCs w:val="21"/>
         </w:rPr>
-        <w:t xml:space="preserve">Ask Copilot to summarize the variances in APMonthly by cost center. By default you get a wordy paragraph, currency with cents, and plus-or-minus signs. Now set one standing instruction:</w:t>
+        <w:t xml:space="preserve">Ask Copilot chat to summarize RegionalSummary by region. By default you get a wordy paragraph, currency with cents, and no labels. Now set one standing instruction:</w:t>
       </w:r>
     </w:p>
     <w:p>
@@ -997,7 +1041,7 @@
           <w:sz w:val="18"/>
           <w:szCs w:val="18"/>
         </w:rPr>
-        <w:t xml:space="preserve">Format currency as $#,##0. Label variances as Favorable or Unfavorable. Give summaries as 3 bullets, lead with the number. Never overwrite source data.</w:t>
+        <w:t xml:space="preserve">Format currency as $#,##0. Label year-over-year change as Growth or Decline. Give summaries as 3 bullets, lead with the number. One decimal on percentages.</w:t>
       </w:r>
     </w:p>
     <w:p>
@@ -1011,7 +1055,7 @@
           <w:sz w:val="21"/>
           <w:szCs w:val="21"/>
         </w:rPr>
-        <w:t xml:space="preserve">Re-run the exact same prompt. Nothing about the request changed, but the answer now arrives as three clean bullets, no cents, with Favorable or Unfavorable labels. You set your house style once, and every answer follows it.</w:t>
+        <w:t xml:space="preserve">Re-run the exact same prompt. Nothing about the request changed, but the answer now arrives as three number-first bullets, whole dollars, with Growth or Decline labels. You set your house style once, and every answer follows it.</w:t>
       </w:r>
     </w:p>
     <w:p>
@@ -1041,7 +1085,7 @@
           <w:sz w:val="21"/>
           <w:szCs w:val="21"/>
         </w:rPr>
-        <w:t xml:space="preserve">In ExpenseMemos, the Policy Flag column with no reference file gives generic warnings like “might be over a limit.” Attach the included Expense &amp; Purchasing Policy through the Copilot file picker, then re-run the same prompt:</w:t>
+        <w:t xml:space="preserve">Ask Copilot chat to summarize and chart RegionalSummary. With no reference file you get a generic summary and a default chart. Attach the included Reporting &amp; Chart Style Guide through the Copilot file picker, then ask again:</w:t>
       </w:r>
     </w:p>
     <w:tbl>
@@ -1118,7 +1162,7 @@
                 <w:sz w:val="19"/>
                 <w:szCs w:val="19"/>
               </w:rPr>
-              <w:t xml:space="preserve">After (policy attached)</w:t>
+              <w:t xml:space="preserve">After (style guide attached)</w:t>
             </w:r>
           </w:p>
         </w:tc>
@@ -1146,7 +1190,7 @@
                 <w:sz w:val="19"/>
                 <w:szCs w:val="19"/>
               </w:rPr>
-              <w:t xml:space="preserve">Auditor dinner: might be over a meal limit, check</w:t>
+              <w:t xml:space="preserve">Summary: a generic paragraph, mixed formats</w:t>
             </w:r>
           </w:p>
         </w:tc>
@@ -1172,7 +1216,7 @@
                 <w:sz w:val="19"/>
                 <w:szCs w:val="19"/>
               </w:rPr>
-              <w:t xml:space="preserve">Auditor dinner: $90/head is over the $75 limit (policy 2)</w:t>
+              <w:t xml:space="preserve">Summary: 3 number-first bullets, Growth or Decline</w:t>
             </w:r>
           </w:p>
         </w:tc>
@@ -1201,7 +1245,7 @@
                 <w:sz w:val="19"/>
                 <w:szCs w:val="19"/>
               </w:rPr>
-              <w:t xml:space="preserve">Gift baskets: possible gift-policy issue</w:t>
+              <w:t xml:space="preserve">Chart: default blue columns, unsorted, no labels</w:t>
             </w:r>
           </w:p>
         </w:tc>
@@ -1228,7 +1272,7 @@
                 <w:sz w:val="19"/>
                 <w:szCs w:val="19"/>
               </w:rPr>
-              <w:t xml:space="preserve">Gift baskets: $500 exceeds the $100/vendor limit (policy 3)</w:t>
+              <w:t xml:space="preserve">Chart: brand red, sorted high to low, with data labels</w:t>
             </w:r>
           </w:p>
         </w:tc>
@@ -1245,7 +1289,7 @@
           <w:sz w:val="21"/>
           <w:szCs w:val="21"/>
         </w:rPr>
-        <w:t xml:space="preserve">Same prompt, same data. The only change is that Copilot can now read your policy, so it cites your actual thresholds instead of guessing. A codebook or a data-visualization style guide works the same way.</w:t>
+        <w:t xml:space="preserve">Same prompt, same data. The only change is that Copilot can now read your style guide, so its output follows your house rules instead of generic defaults. A policy or a codebook works the same way for other tasks.</w:t>
       </w:r>
     </w:p>
     <w:tbl>
@@ -1288,7 +1332,7 @@
                 <w:sz w:val="21"/>
                 <w:szCs w:val="21"/>
               </w:rPr>
-              <w:t xml:space="preserve">Included with this kit (Extras / Reference-Files):</w:t>
+              <w:t xml:space="preserve">Included with this kit:</w:t>
             </w:r>
           </w:p>
           <w:p>
@@ -1302,7 +1346,7 @@
                 <w:sz w:val="20"/>
                 <w:szCs w:val="20"/>
               </w:rPr>
-              <w:t xml:space="preserve">Expense-and-Purchasing-Policy.docx and Cost-Center-Codebook.xlsx, ready to attach as reference files so you can run this before and after yourself.</w:t>
+              <w:t xml:space="preserve">Reporting-and-Chart-Style-Guide.docx (Extras / Reference-Files) and Sales-by-Region.xlsx (Extras), ready to run this before and after yourself.</w:t>
             </w:r>
           </w:p>
         </w:tc>
